--- a/src/docx/__fixtures__/corpus/content-control-alternate-content.docx
+++ b/src/docx/__fixtures__/corpus/content-control-alternate-content.docx
@@ -1,5 +1,81 @@
 
-<file path=word/document.xml><?xml version="1.0" encoding="UTF-8" standalone="yes"?><w:document mc:Ignorable="w14 w15 wp14" xmlns:wpc="http://schemas.microsoft.com/office/word/2010/wordprocessingCanvas" xmlns:mc="http://schemas.openxmlformats.org/markup-compatibility/2006" xmlns:o="urn:schemas-microsoft-com:office:office" xmlns:r="http://schemas.openxmlformats.org/officeDocument/2006/relationships" xmlns:m="http://schemas.openxmlformats.org/officeDocument/2006/math" xmlns:v="urn:schemas-microsoft-com:vml" xmlns:wp14="http://schemas.microsoft.com/office/word/2010/wordprocessingDrawing" xmlns:wp="http://schemas.openxmlformats.org/drawingml/2006/wordprocessingDrawing" xmlns:w10="urn:schemas-microsoft-com:office:word" xmlns:w="http://schemas.openxmlformats.org/wordprocessingml/2006/main" xmlns:w14="http://schemas.microsoft.com/office/word/2010/wordml" xmlns:w15="http://schemas.microsoft.com/office/word/2012/wordml" xmlns:wpg="http://schemas.microsoft.com/office/word/2010/wordprocessingGroup" xmlns:wpi="http://schemas.microsoft.com/office/word/2010/wordprocessingInk" xmlns:wne="http://schemas.microsoft.com/office/word/2006/wordml" xmlns:wps="http://schemas.microsoft.com/office/word/2010/wordprocessingShape" xmlns:cx="http://schemas.microsoft.com/office/drawing/2014/chartex" xmlns:cx1="http://schemas.microsoft.com/office/drawing/2015/9/8/chartex" xmlns:cx2="http://schemas.microsoft.com/office/drawing/2015/10/21/chartex" xmlns:cx3="http://schemas.microsoft.com/office/drawing/2016/5/9/chartex" xmlns:cx4="http://schemas.microsoft.com/office/drawing/2016/5/10/chartex" xmlns:cx5="http://schemas.microsoft.com/office/drawing/2016/5/11/chartex" xmlns:cx6="http://schemas.microsoft.com/office/drawing/2016/5/12/chartex" xmlns:cx7="http://schemas.microsoft.com/office/drawing/2016/5/13/chartex" xmlns:cx8="http://schemas.microsoft.com/office/drawing/2016/5/14/chartex" xmlns:aink="http://schemas.microsoft.com/office/drawing/2016/ink" xmlns:am3d="http://schemas.microsoft.com/office/drawing/2017/model3d" xmlns:w16cex="http://schemas.microsoft.com/office/word/2018/wordml/cex" xmlns:w16cid="http://schemas.microsoft.com/office/word/2016/wordml/cid" xmlns:w16="http://schemas.microsoft.com/office/word/2018/wordml" xmlns:w16sdtdh="http://schemas.microsoft.com/office/word/2020/wordml/sdtdatahash" xmlns:w16se="http://schemas.microsoft.com/office/word/2015/wordml/symex"><w:body><w:p><w:r><w:t xml:space="preserve">Fixture: content-control-alternate-content.</w:t></w:r></w:p><w:sdt><w:sdtPr><w:id w:val="100001"/><w:alias w:val="Atlas Content Control"/><w:tag w:val="atlasCorpusSdt"/><w:text/></w:sdtPr><w:sdtContent><w:p><w:r><w:t xml:space="preserve">This paragraph lives inside a content control.</w:t></w:r></w:p></w:sdtContent></w:sdt><w:p><w:r><w:t xml:space="preserve">Before the shape: </w:t></w:r><w:r><mc:AlternateContent><mc:Choice Requires="wps"><w:drawing><wp:inline distT="0" distB="0" distL="0" distR="0"><wp:extent cx="914400" cy="457200"/><wp:effectExtent l="0" t="0" r="0" b="0"/><wp:docPr id="1" name="Atlas Rectangle"/><wp:cNvGraphicFramePr/><a:graphic><a:graphicData uri="http://schemas.microsoft.com/office/word/2010/wordprocessingShape"><wps:wsp><wps:cNvSpPr/><wps:spPr><a:xfrm><a:off x="0" y="0"/><a:ext cx="914400" cy="457200"/></a:xfrm><a:prstGeom prst="rect"><a:avLst/></a:prstGeom><a:solidFill><a:srgbClr val="4472C4"/></a:solidFill></wps:spPr></wps:wsp></a:graphicData></a:graphic></wp:inline></w:drawing></mc:Choice><mc:Fallback><w:pict><v:rect style="width:72pt;height:36pt" fillcolor="#4472C4"/></w:pict></mc:Fallback></mc:AlternateContent></w:r><w:r><w:t xml:space="preserve"> after the shape.</w:t></w:r></w:p><w:sectPr><w:pgSz w:w="11906" w:h="16838" w:orient="portrait"/><w:pgMar w:top="1440" w:right="1440" w:bottom="1440" w:left="1440" w:header="708" w:footer="708" w:gutter="0"/><w:pgNumType/><w:docGrid w:linePitch="360"/></w:sectPr></w:body></w:document>
+<file path=word/document.xml><?xml version="1.0" encoding="utf-8"?>
+<w:document xmlns:wpc="http://schemas.microsoft.com/office/word/2010/wordprocessingCanvas" xmlns:mc="http://schemas.openxmlformats.org/markup-compatibility/2006" xmlns:o="urn:schemas-microsoft-com:office:office" xmlns:r="http://schemas.openxmlformats.org/officeDocument/2006/relationships" xmlns:m="http://schemas.openxmlformats.org/officeDocument/2006/math" xmlns:v="urn:schemas-microsoft-com:vml" xmlns:wp14="http://schemas.microsoft.com/office/word/2010/wordprocessingDrawing" xmlns:wp="http://schemas.openxmlformats.org/drawingml/2006/wordprocessingDrawing" xmlns:w10="urn:schemas-microsoft-com:office:word" xmlns:w="http://schemas.openxmlformats.org/wordprocessingml/2006/main" xmlns:w14="http://schemas.microsoft.com/office/word/2010/wordml" xmlns:w15="http://schemas.microsoft.com/office/word/2012/wordml" xmlns:wpg="http://schemas.microsoft.com/office/word/2010/wordprocessingGroup" xmlns:wpi="http://schemas.microsoft.com/office/word/2010/wordprocessingInk" xmlns:wne="http://schemas.microsoft.com/office/word/2006/wordml" xmlns:wps="http://schemas.microsoft.com/office/word/2010/wordprocessingShape" xmlns:cx="http://schemas.microsoft.com/office/drawing/2014/chartex" xmlns:cx1="http://schemas.microsoft.com/office/drawing/2015/9/8/chartex" xmlns:cx2="http://schemas.microsoft.com/office/drawing/2015/10/21/chartex" xmlns:cx3="http://schemas.microsoft.com/office/drawing/2016/5/9/chartex" xmlns:cx4="http://schemas.microsoft.com/office/drawing/2016/5/10/chartex" xmlns:cx5="http://schemas.microsoft.com/office/drawing/2016/5/11/chartex" xmlns:cx6="http://schemas.microsoft.com/office/drawing/2016/5/12/chartex" xmlns:cx7="http://schemas.microsoft.com/office/drawing/2016/5/13/chartex" xmlns:cx8="http://schemas.microsoft.com/office/drawing/2016/5/14/chartex" xmlns:aink="http://schemas.microsoft.com/office/drawing/2016/ink" xmlns:am3d="http://schemas.microsoft.com/office/drawing/2017/model3d" xmlns:w16cex="http://schemas.microsoft.com/office/word/2018/wordml/cex" xmlns:w16cid="http://schemas.microsoft.com/office/word/2016/wordml/cid" xmlns:w16="http://schemas.microsoft.com/office/word/2018/wordml" xmlns:w16sdtdh="http://schemas.microsoft.com/office/word/2020/wordml/sdtdatahash" xmlns:w16se="http://schemas.microsoft.com/office/word/2015/wordml/symex" mc:Ignorable="w14 w15 wp14">
+  <w:body>
+    <w:p>
+      <w:r>
+        <w:t xml:space="preserve">Fixture: content-control-alternate-content.</w:t>
+      </w:r>
+    </w:p>
+    <w:sdt>
+      <w:sdtPr>
+        <w:id w:val="100001"/>
+        <w:alias w:val="Atlas Content Control"/>
+        <w:tag w:val="atlasCorpusSdt"/>
+        <w:text/>
+      </w:sdtPr>
+      <w:sdtContent>
+        <w:p>
+          <w:r>
+            <w:t xml:space="preserve">This paragraph lives inside a content control.</w:t>
+          </w:r>
+        </w:p>
+      </w:sdtContent>
+    </w:sdt>
+    <w:p>
+      <w:r>
+        <w:t xml:space="preserve">Before the shape: </w:t>
+      </w:r>
+      <w:r>
+        <mc:AlternateContent>
+          <mc:Choice Requires="wps">
+            <w:drawing>
+              <wp:inline distT="0" distB="0" distL="0" distR="0">
+                <wp:extent cx="914400" cy="457200"/>
+                <wp:effectExtent l="0" t="0" r="0" b="0"/>
+                <wp:docPr id="1" name="Atlas Rectangle"/>
+                <wp:cNvGraphicFramePr/>
+                <a:graphic xmlns:a="http://schemas.openxmlformats.org/drawingml/2006/main">
+                  <a:graphicData uri="http://schemas.microsoft.com/office/word/2010/wordprocessingShape">
+                    <wps:wsp>
+                      <wps:cNvSpPr/>
+                      <wps:spPr>
+                        <a:xfrm>
+                          <a:off x="0" y="0"/>
+                          <a:ext cx="914400" cy="457200"/>
+                        </a:xfrm>
+                        <a:prstGeom prst="rect">
+                          <a:avLst/>
+                        </a:prstGeom>
+                        <a:solidFill>
+                          <a:srgbClr val="4472C4"/>
+                        </a:solidFill>
+                      </wps:spPr>
+                    </wps:wsp>
+                  </a:graphicData>
+                </a:graphic>
+              </wp:inline>
+            </w:drawing>
+          </mc:Choice>
+          <mc:Fallback>
+            <w:pict>
+              <v:rect style="width:72pt;height:36pt" fillcolor="#4472C4"/>
+            </w:pict>
+          </mc:Fallback>
+        </mc:AlternateContent>
+      </w:r>
+      <w:r>
+        <w:t xml:space="preserve"> after the shape.</w:t>
+      </w:r>
+    </w:p>
+    <w:sectPr>
+      <w:pgSz w:w="11906" w:h="16838" w:orient="portrait"/>
+      <w:pgMar w:top="1440" w:right="1440" w:bottom="1440" w:left="1440" w:header="708" w:footer="708" w:gutter="0"/>
+      <w:pgNumType/>
+      <w:docGrid w:linePitch="360"/>
+    </w:sectPr>
+  </w:body>
+</w:document>
 </file>
 
 <file path=word/comments.xml><?xml version="1.0" encoding="utf-8"?>
